--- a/informes-growth/transmedics-2026-10-14/TransMedics - growth - 2026-10-14.docx
+++ b/informes-growth/transmedics-2026-10-14/TransMedics - growth - 2026-10-14.docx
@@ -3078,7 +3078,7 @@
         <w:t xml:space="preserve">informes-growth/cartera-growth.md</w:t>
       </w:r>
       <w:r>
-        <w:t xml:space="preserve">) y la liquidez es de ≈27 EUR, así que solo cabría sustituyendo, y TransMedics no da Comprar: ponderada −9 % (−4,3 % al precio de hoy con el objetivo fijo) frente a +13-36 % de las cinco posiciones. No sustituye a ninguna ni entra en la lista de suplentes (MongoDB, Toast, Zscaler, Dexcom, Datadog, argenx, Natera, todas en Comprar).</w:t>
+        <w:t xml:space="preserve">) y la liquidez libre es casi nula, así que solo cabría sustituyendo, y TransMedics no da Comprar: ponderada −9 % (−4,3 % al precio de hoy con el objetivo fijo) frente a +13-36 % de las cinco posiciones. No sustituye a ninguna ni entra en la lista de suplentes (MongoDB, Toast, Zscaler, Dexcom, Datadog, argenx, Natera, todas en Comprar).</w:t>
       </w:r>
     </w:p>
     <w:p>
